--- a/ai-chat/thinking-doc.docx
+++ b/ai-chat/thinking-doc.docx
@@ -140,57 +140,167 @@
           <w:rFonts w:hint="eastAsia"/>
           <w:lang w:val="en-US" w:eastAsia="zh-CN"/>
         </w:rPr>
-        <w:t>因此后续可以定义该agent的另一个优势为擅长重构，做了某些harness使得重构效果更好等</w:t>
-      </w:r>
+        <w:t>因此后续可以定义该agent的另一个优势为擅长重构，做了某些harness使得重构效果更好等。</w:t>
+      </w:r>
+    </w:p>
+    <w:p>
+      <w:pPr>
+        <w:rPr>
+          <w:rFonts w:hint="eastAsia"/>
+          <w:lang w:val="en-US" w:eastAsia="zh-CN"/>
+        </w:rPr>
+      </w:pPr>
+    </w:p>
+    <w:p>
+      <w:pPr>
+        <w:rPr>
+          <w:rFonts w:hint="eastAsia"/>
+          <w:lang w:val="en-US" w:eastAsia="zh-CN"/>
+        </w:rPr>
+      </w:pPr>
+    </w:p>
+    <w:p>
+      <w:pPr>
+        <w:rPr>
+          <w:rFonts w:hint="eastAsia"/>
+          <w:lang w:val="en-US" w:eastAsia="zh-CN"/>
+        </w:rPr>
+      </w:pPr>
+    </w:p>
+    <w:p>
+      <w:pPr>
+        <w:rPr>
+          <w:rFonts w:hint="eastAsia"/>
+          <w:lang w:val="en-US" w:eastAsia="zh-CN"/>
+        </w:rPr>
+      </w:pPr>
+      <w:r>
+        <w:rPr>
+          <w:rFonts w:hint="eastAsia"/>
+          <w:lang w:val="en-US" w:eastAsia="zh-CN"/>
+        </w:rPr>
+        <w:t>关于文档的经验只谈：</w:t>
+      </w:r>
+      <w:r>
+        <w:rPr>
+          <w:rFonts w:hint="eastAsia"/>
+          <w:lang w:val="en-US" w:eastAsia="zh-CN"/>
+        </w:rPr>
+        <w:br w:type="textWrapping"/>
+      </w:r>
+      <w:r>
+        <w:rPr>
+          <w:rFonts w:hint="eastAsia"/>
+          <w:lang w:val="en-US" w:eastAsia="zh-CN"/>
+        </w:rPr>
+        <w:t>如果你想在新会话接着开发时，放一个总的入口文档，里面指出工作流。</w:t>
+      </w:r>
+      <w:r>
+        <w:rPr>
+          <w:rFonts w:hint="eastAsia"/>
+          <w:lang w:val="en-US" w:eastAsia="zh-CN"/>
+        </w:rPr>
+        <w:br w:type="textWrapping"/>
+      </w:r>
+      <w:r>
+        <w:rPr>
+          <w:rFonts w:hint="eastAsia"/>
+          <w:lang w:val="en-US" w:eastAsia="zh-CN"/>
+        </w:rPr>
+        <w:t>而其他文档最好隐藏的深一点，而不是简单的docs/...。</w:t>
+      </w:r>
+      <w:r>
+        <w:rPr>
+          <w:rFonts w:hint="eastAsia"/>
+          <w:lang w:val="en-US" w:eastAsia="zh-CN"/>
+        </w:rPr>
+        <w:br w:type="textWrapping"/>
+      </w:r>
+      <w:r>
+        <w:rPr>
+          <w:rFonts w:hint="eastAsia"/>
+          <w:lang w:val="en-US" w:eastAsia="zh-CN"/>
+        </w:rPr>
+        <w:t>这样ai可能会把所有文档都一次性读完了，违背了我的初衷。</w:t>
+      </w:r>
+      <w:r>
+        <w:rPr>
+          <w:rFonts w:hint="eastAsia"/>
+          <w:lang w:val="en-US" w:eastAsia="zh-CN"/>
+        </w:rPr>
+        <w:br w:type="textWrapping"/>
+      </w:r>
+      <w:r>
+        <w:rPr>
+          <w:rFonts w:hint="eastAsia"/>
+          <w:lang w:val="en-US" w:eastAsia="zh-CN"/>
+        </w:rPr>
+        <w:t>入口最好暴露更大，其他作为reference即可，对于会更新的文档，也要暴露好位置，否则下次要它更新，地址都不好放。</w:t>
+      </w:r>
+    </w:p>
+    <w:p>
+      <w:pPr>
+        <w:rPr>
+          <w:rFonts w:hint="default"/>
+          <w:lang w:val="en-US" w:eastAsia="zh-CN"/>
+        </w:rPr>
+      </w:pPr>
+      <w:r>
+        <w:rPr>
+          <w:rFonts w:hint="eastAsia"/>
+          <w:lang w:val="en-US" w:eastAsia="zh-CN"/>
+        </w:rPr>
+        <w:t>还有个问题是文档一多，维护起来很麻烦，因为文档之间可能相互引用，一改，其他文件引用处也要改，这时候你可能会乱掉了。</w:t>
+      </w:r>
+    </w:p>
+    <w:p>
+      <w:pPr>
+        <w:rPr>
+          <w:rFonts w:hint="default"/>
+          <w:lang w:val="en-US" w:eastAsia="zh-CN"/>
+        </w:rPr>
+      </w:pPr>
+      <w:r>
+        <w:rPr>
+          <w:rFonts w:hint="eastAsia"/>
+          <w:lang w:val="en-US" w:eastAsia="zh-CN"/>
+        </w:rPr>
+        <w:t>因此还需总结一个自己的更完备的文档组织方法。</w:t>
+      </w:r>
+    </w:p>
+    <w:p>
+      <w:pPr>
+        <w:rPr>
+          <w:rFonts w:hint="eastAsia"/>
+          <w:lang w:val="en-US" w:eastAsia="zh-CN"/>
+        </w:rPr>
+      </w:pPr>
+    </w:p>
+    <w:p>
+      <w:pPr>
+        <w:rPr>
+          <w:rFonts w:hint="eastAsia"/>
+          <w:lang w:val="en-US" w:eastAsia="zh-CN"/>
+        </w:rPr>
+      </w:pPr>
+    </w:p>
+    <w:p>
+      <w:pPr>
+        <w:rPr>
+          <w:rFonts w:hint="eastAsia"/>
+          <w:lang w:val="en-US" w:eastAsia="zh-CN"/>
+        </w:rPr>
+      </w:pPr>
+    </w:p>
+    <w:p>
+      <w:pPr>
+        <w:rPr>
+          <w:rFonts w:hint="eastAsia"/>
+          <w:lang w:val="en-US" w:eastAsia="zh-CN"/>
+        </w:rPr>
+      </w:pPr>
       <w:bookmarkStart w:id="0" w:name="_GoBack"/>
       <w:bookmarkEnd w:id="0"/>
-      <w:r>
-        <w:rPr>
-          <w:rFonts w:hint="eastAsia"/>
-          <w:lang w:val="en-US" w:eastAsia="zh-CN"/>
-        </w:rPr>
-        <w:t>。</w:t>
-      </w:r>
-    </w:p>
-    <w:p>
-      <w:pPr>
-        <w:rPr>
-          <w:rFonts w:hint="eastAsia"/>
-          <w:lang w:val="en-US" w:eastAsia="zh-CN"/>
-        </w:rPr>
-      </w:pPr>
-    </w:p>
-    <w:p>
-      <w:pPr>
-        <w:rPr>
-          <w:rFonts w:hint="eastAsia"/>
-          <w:lang w:val="en-US" w:eastAsia="zh-CN"/>
-        </w:rPr>
-      </w:pPr>
-    </w:p>
-    <w:p>
-      <w:pPr>
-        <w:rPr>
-          <w:rFonts w:hint="eastAsia"/>
-          <w:lang w:val="en-US" w:eastAsia="zh-CN"/>
-        </w:rPr>
-      </w:pPr>
-    </w:p>
-    <w:p>
-      <w:pPr>
-        <w:rPr>
-          <w:rFonts w:hint="eastAsia"/>
-          <w:lang w:val="en-US" w:eastAsia="zh-CN"/>
-        </w:rPr>
-      </w:pPr>
-    </w:p>
-    <w:p>
-      <w:pPr>
-        <w:rPr>
-          <w:rFonts w:hint="eastAsia"/>
-          <w:lang w:val="en-US" w:eastAsia="zh-CN"/>
-        </w:rPr>
-      </w:pPr>
     </w:p>
     <w:p>
       <w:pPr>

--- a/ai-chat/thinking-doc.docx
+++ b/ai-chat/thinking-doc.docx
@@ -299,104 +299,111 @@
           <w:lang w:val="en-US" w:eastAsia="zh-CN"/>
         </w:rPr>
       </w:pPr>
+    </w:p>
+    <w:p>
+      <w:pPr>
+        <w:rPr>
+          <w:rFonts w:hint="default"/>
+          <w:lang w:val="en-US" w:eastAsia="zh-CN"/>
+        </w:rPr>
+      </w:pPr>
+    </w:p>
+    <w:p>
+      <w:pPr>
+        <w:rPr>
+          <w:rFonts w:hint="eastAsia"/>
+          <w:lang w:val="en-US" w:eastAsia="zh-CN"/>
+        </w:rPr>
+      </w:pPr>
+    </w:p>
+    <w:p>
+      <w:pPr>
+        <w:rPr>
+          <w:rFonts w:hint="eastAsia"/>
+          <w:lang w:val="en-US" w:eastAsia="zh-CN"/>
+        </w:rPr>
+      </w:pPr>
+    </w:p>
+    <w:p>
+      <w:pPr>
+        <w:rPr>
+          <w:rFonts w:hint="eastAsia"/>
+          <w:lang w:val="en-US" w:eastAsia="zh-CN"/>
+        </w:rPr>
+      </w:pPr>
+    </w:p>
+    <w:p>
+      <w:pPr>
+        <w:rPr>
+          <w:rFonts w:hint="eastAsia"/>
+          <w:lang w:val="en-US" w:eastAsia="zh-CN"/>
+        </w:rPr>
+      </w:pPr>
+    </w:p>
+    <w:p>
+      <w:pPr>
+        <w:rPr>
+          <w:rFonts w:hint="eastAsia"/>
+          <w:lang w:val="en-US" w:eastAsia="zh-CN"/>
+        </w:rPr>
+      </w:pPr>
+    </w:p>
+    <w:p>
+      <w:pPr>
+        <w:rPr>
+          <w:rFonts w:hint="eastAsia"/>
+          <w:lang w:val="en-US" w:eastAsia="zh-CN"/>
+        </w:rPr>
+      </w:pPr>
+    </w:p>
+    <w:p>
+      <w:pPr>
+        <w:rPr>
+          <w:rFonts w:hint="eastAsia"/>
+          <w:lang w:val="en-US" w:eastAsia="zh-CN"/>
+        </w:rPr>
+      </w:pPr>
+    </w:p>
+    <w:p>
+      <w:pPr>
+        <w:rPr>
+          <w:rFonts w:hint="eastAsia"/>
+          <w:lang w:val="en-US" w:eastAsia="zh-CN"/>
+        </w:rPr>
+      </w:pPr>
+    </w:p>
+    <w:p>
+      <w:pPr>
+        <w:rPr>
+          <w:rFonts w:hint="eastAsia"/>
+          <w:lang w:val="en-US" w:eastAsia="zh-CN"/>
+        </w:rPr>
+      </w:pPr>
+    </w:p>
+    <w:p>
+      <w:pPr>
+        <w:rPr>
+          <w:rFonts w:hint="eastAsia"/>
+          <w:lang w:val="en-US" w:eastAsia="zh-CN"/>
+        </w:rPr>
+      </w:pPr>
+    </w:p>
+    <w:p>
+      <w:pPr>
+        <w:rPr>
+          <w:rFonts w:hint="default"/>
+          <w:lang w:val="en-US" w:eastAsia="zh-CN"/>
+        </w:rPr>
+      </w:pPr>
       <w:bookmarkStart w:id="0" w:name="_GoBack"/>
       <w:bookmarkEnd w:id="0"/>
-    </w:p>
-    <w:p>
-      <w:pPr>
-        <w:rPr>
-          <w:rFonts w:hint="eastAsia"/>
-          <w:lang w:val="en-US" w:eastAsia="zh-CN"/>
-        </w:rPr>
-      </w:pPr>
-    </w:p>
-    <w:p>
-      <w:pPr>
-        <w:rPr>
-          <w:rFonts w:hint="eastAsia"/>
-          <w:lang w:val="en-US" w:eastAsia="zh-CN"/>
-        </w:rPr>
-      </w:pPr>
-    </w:p>
-    <w:p>
-      <w:pPr>
-        <w:rPr>
-          <w:rFonts w:hint="eastAsia"/>
-          <w:lang w:val="en-US" w:eastAsia="zh-CN"/>
-        </w:rPr>
-      </w:pPr>
-    </w:p>
-    <w:p>
-      <w:pPr>
-        <w:rPr>
-          <w:rFonts w:hint="eastAsia"/>
-          <w:lang w:val="en-US" w:eastAsia="zh-CN"/>
-        </w:rPr>
-      </w:pPr>
-    </w:p>
-    <w:p>
-      <w:pPr>
-        <w:rPr>
-          <w:rFonts w:hint="eastAsia"/>
-          <w:lang w:val="en-US" w:eastAsia="zh-CN"/>
-        </w:rPr>
-      </w:pPr>
-    </w:p>
-    <w:p>
-      <w:pPr>
-        <w:rPr>
-          <w:rFonts w:hint="eastAsia"/>
-          <w:lang w:val="en-US" w:eastAsia="zh-CN"/>
-        </w:rPr>
-      </w:pPr>
-    </w:p>
-    <w:p>
-      <w:pPr>
-        <w:rPr>
-          <w:rFonts w:hint="eastAsia"/>
-          <w:lang w:val="en-US" w:eastAsia="zh-CN"/>
-        </w:rPr>
-      </w:pPr>
-    </w:p>
-    <w:p>
-      <w:pPr>
-        <w:rPr>
-          <w:rFonts w:hint="eastAsia"/>
-          <w:lang w:val="en-US" w:eastAsia="zh-CN"/>
-        </w:rPr>
-      </w:pPr>
-    </w:p>
-    <w:p>
-      <w:pPr>
-        <w:rPr>
-          <w:rFonts w:hint="eastAsia"/>
-          <w:lang w:val="en-US" w:eastAsia="zh-CN"/>
-        </w:rPr>
-      </w:pPr>
-    </w:p>
-    <w:p>
-      <w:pPr>
-        <w:rPr>
-          <w:rFonts w:hint="eastAsia"/>
-          <w:lang w:val="en-US" w:eastAsia="zh-CN"/>
-        </w:rPr>
-      </w:pPr>
-    </w:p>
-    <w:p>
-      <w:pPr>
-        <w:rPr>
-          <w:rFonts w:hint="eastAsia"/>
-          <w:lang w:val="en-US" w:eastAsia="zh-CN"/>
-        </w:rPr>
-      </w:pPr>
-    </w:p>
-    <w:p>
-      <w:pPr>
-        <w:rPr>
-          <w:rFonts w:hint="eastAsia"/>
-          <w:lang w:val="en-US" w:eastAsia="zh-CN"/>
-        </w:rPr>
-      </w:pPr>
+      <w:r>
+        <w:rPr>
+          <w:rFonts w:hint="default"/>
+          <w:lang w:val="en-US" w:eastAsia="zh-CN"/>
+        </w:rPr>
+        <w:br w:type="textWrapping"/>
+      </w:r>
     </w:p>
     <w:p>
       <w:pPr>
